--- a/REI-Recogida-de-datos/01 - Fase 1 - Informe individual.docx
+++ b/REI-Recogida-de-datos/01 - Fase 1 - Informe individual.docx
@@ -773,6 +773,8 @@
             <w:pPr>
               <w:rPr>
                 <w:rFonts w:ascii="Ink Free" w:hAnsi="Ink Free"/>
+                <w:b/>
+                <w:bCs/>
                 <w:sz w:val="24"/>
                 <w:szCs w:val="24"/>
               </w:rPr>
@@ -808,6 +810,92 @@
           <w:p/>
           <w:p/>
           <w:p/>
+        </w:tc>
+      </w:tr>
+      <w:tr>
+        <w:trPr>
+          <w:trHeight w:val="1049"/>
+        </w:trPr>
+        <w:tc>
+          <w:tcPr>
+            <w:tcW w:w="2127" w:type="dxa"/>
+            <w:vAlign w:val="center"/>
+          </w:tcPr>
+          <w:p>
+            <w:pPr>
+              <w:rPr>
+                <w:rFonts w:ascii="Ink Free" w:hAnsi="Ink Free"/>
+                <w:sz w:val="24"/>
+                <w:szCs w:val="24"/>
+              </w:rPr>
+            </w:pPr>
+            <w:r>
+              <w:rPr>
+                <w:rFonts w:ascii="Ink Free" w:hAnsi="Ink Free"/>
+                <w:b/>
+                <w:bCs/>
+                <w:sz w:val="24"/>
+                <w:szCs w:val="24"/>
+              </w:rPr>
+              <w:t>Freqüència absoluta</w:t>
+            </w:r>
+          </w:p>
+        </w:tc>
+        <w:tc>
+          <w:tcPr>
+            <w:tcW w:w="7938" w:type="dxa"/>
+            <w:vAlign w:val="center"/>
+          </w:tcPr>
+          <w:p/>
+          <w:p/>
+          <w:p/>
+          <w:p/>
+          <w:p/>
+          <w:p/>
+          <w:p/>
+        </w:tc>
+      </w:tr>
+      <w:tr>
+        <w:trPr>
+          <w:trHeight w:val="1049"/>
+        </w:trPr>
+        <w:tc>
+          <w:tcPr>
+            <w:tcW w:w="2127" w:type="dxa"/>
+            <w:vAlign w:val="center"/>
+          </w:tcPr>
+          <w:p>
+            <w:pPr>
+              <w:rPr>
+                <w:rFonts w:ascii="Ink Free" w:hAnsi="Ink Free"/>
+                <w:b/>
+                <w:bCs/>
+                <w:sz w:val="24"/>
+                <w:szCs w:val="24"/>
+              </w:rPr>
+            </w:pPr>
+            <w:r>
+              <w:rPr>
+                <w:rFonts w:ascii="Ink Free" w:hAnsi="Ink Free"/>
+                <w:b/>
+                <w:bCs/>
+                <w:sz w:val="24"/>
+                <w:szCs w:val="24"/>
+              </w:rPr>
+              <w:t>Freqüència relativa</w:t>
+            </w:r>
+          </w:p>
+        </w:tc>
+        <w:tc>
+          <w:tcPr>
+            <w:tcW w:w="7938" w:type="dxa"/>
+            <w:vAlign w:val="center"/>
+          </w:tcPr>
+          <w:p/>
+          <w:p/>
+          <w:p/>
+          <w:p/>
+          <w:p/>
           <w:p/>
         </w:tc>
       </w:tr>
@@ -828,16 +916,16 @@
           <w:noProof/>
         </w:rPr>
         <w:drawing>
-          <wp:anchor distT="0" distB="0" distL="114300" distR="114300" simplePos="0" relativeHeight="251698176" behindDoc="1" locked="0" layoutInCell="1" allowOverlap="1" wp14:anchorId="66B7DF59" wp14:editId="3C7CFFCD">
+          <wp:anchor distT="0" distB="0" distL="114300" distR="114300" simplePos="0" relativeHeight="251698176" behindDoc="1" locked="0" layoutInCell="1" allowOverlap="1" wp14:anchorId="66B7DF59" wp14:editId="12910500">
             <wp:simplePos x="0" y="0"/>
             <wp:positionH relativeFrom="margin">
-              <wp:posOffset>-92801</wp:posOffset>
+              <wp:posOffset>-91440</wp:posOffset>
             </wp:positionH>
             <wp:positionV relativeFrom="paragraph">
-              <wp:posOffset>-7097577</wp:posOffset>
+              <wp:posOffset>-8941845</wp:posOffset>
             </wp:positionV>
-            <wp:extent cx="6704330" cy="7829550"/>
-            <wp:effectExtent l="0" t="0" r="1270" b="0"/>
+            <wp:extent cx="6703906" cy="8972468"/>
+            <wp:effectExtent l="0" t="0" r="1905" b="635"/>
             <wp:wrapNone/>
             <wp:docPr id="923697946" name="Picture 3" descr="A white screen with black border&#10;&#10;AI-generated content may be incorrect."/>
             <wp:cNvGraphicFramePr>
@@ -869,7 +957,7 @@
                   <pic:spPr bwMode="auto">
                     <a:xfrm>
                       <a:off x="0" y="0"/>
-                      <a:ext cx="6704330" cy="7829550"/>
+                      <a:ext cx="6713730" cy="8985616"/>
                     </a:xfrm>
                     <a:prstGeom prst="rect">
                       <a:avLst/>
@@ -891,26 +979,6 @@
           </wp:anchor>
         </w:drawing>
       </w:r>
-    </w:p>
-    <w:p>
-      <w:pPr>
-        <w:spacing w:before="240" w:after="0"/>
-        <w:jc w:val="center"/>
-        <w:rPr>
-          <w:i/>
-          <w:iCs/>
-        </w:rPr>
-      </w:pPr>
-    </w:p>
-    <w:p>
-      <w:pPr>
-        <w:spacing w:before="240" w:after="0"/>
-        <w:jc w:val="center"/>
-        <w:rPr>
-          <w:i/>
-          <w:iCs/>
-        </w:rPr>
-      </w:pPr>
       <w:r>
         <w:rPr>
           <w:i/>
@@ -962,39 +1030,6 @@
         <w:t>!</w:t>
       </w:r>
     </w:p>
-    <w:p>
-      <w:pPr>
-        <w:jc w:val="center"/>
-        <w:rPr>
-          <w:rFonts w:ascii="Arial Nova" w:eastAsia="Century" w:hAnsi="Arial Nova" w:cs="Century"/>
-          <w:color w:val="434343"/>
-          <w:sz w:val="24"/>
-          <w:szCs w:val="24"/>
-        </w:rPr>
-      </w:pPr>
-    </w:p>
-    <w:p>
-      <w:pPr>
-        <w:jc w:val="center"/>
-        <w:rPr>
-          <w:rFonts w:ascii="Arial Nova" w:eastAsia="Century" w:hAnsi="Arial Nova" w:cs="Century"/>
-          <w:color w:val="434343"/>
-          <w:sz w:val="24"/>
-          <w:szCs w:val="24"/>
-        </w:rPr>
-      </w:pPr>
-    </w:p>
-    <w:p>
-      <w:pPr>
-        <w:jc w:val="center"/>
-        <w:rPr>
-          <w:rFonts w:ascii="Arial Nova" w:eastAsia="Century" w:hAnsi="Arial Nova" w:cs="Century"/>
-          <w:color w:val="434343"/>
-          <w:sz w:val="24"/>
-          <w:szCs w:val="24"/>
-        </w:rPr>
-      </w:pPr>
-    </w:p>
     <w:sectPr>
       <w:headerReference w:type="even" r:id="rId9"/>
       <w:headerReference w:type="default" r:id="rId10"/>
@@ -1072,7 +1107,6 @@
         <w:docPartUnique/>
       </w:docPartObj>
     </w:sdtPr>
-    <w:sdtEndPr/>
     <w:sdtContent>
       <w:p>
         <w:pPr>

--- a/REI-Recogida-de-datos/01 - Fase 1 - Informe individual.docx
+++ b/REI-Recogida-de-datos/01 - Fase 1 - Informe individual.docx
@@ -1107,6 +1107,7 @@
         <w:docPartUnique/>
       </w:docPartObj>
     </w:sdtPr>
+    <w:sdtEndPr/>
     <w:sdtContent>
       <w:p>
         <w:pPr>
@@ -1286,6 +1287,90 @@
     </w:pPr>
     <w:r>
       <w:rPr>
+        <w:noProof/>
+      </w:rPr>
+      <w:drawing>
+        <wp:anchor distT="0" distB="0" distL="114300" distR="114300" simplePos="0" relativeHeight="251668480" behindDoc="0" locked="0" layoutInCell="1" allowOverlap="1" wp14:anchorId="51D633F5" wp14:editId="03432297">
+          <wp:simplePos x="0" y="0"/>
+          <wp:positionH relativeFrom="margin">
+            <wp:posOffset>4782710</wp:posOffset>
+          </wp:positionH>
+          <wp:positionV relativeFrom="paragraph">
+            <wp:posOffset>283817</wp:posOffset>
+          </wp:positionV>
+          <wp:extent cx="1722039" cy="458200"/>
+          <wp:effectExtent l="0" t="0" r="0" b="0"/>
+          <wp:wrapNone/>
+          <wp:docPr id="616438139" name="Picture 2" descr="A grey square with white text&#10;&#10;AI-generated content may be incorrect.">
+            <a:extLst xmlns:a="http://schemas.openxmlformats.org/drawingml/2006/main">
+              <a:ext uri="{FF2B5EF4-FFF2-40B4-BE49-F238E27FC236}">
+                <a16:creationId xmlns:a16="http://schemas.microsoft.com/office/drawing/2014/main" id="{2ADF4236-C311-988C-1EAF-F33444BF8989}"/>
+              </a:ext>
+            </a:extLst>
+          </wp:docPr>
+          <wp:cNvGraphicFramePr>
+            <a:graphicFrameLocks xmlns:a="http://schemas.openxmlformats.org/drawingml/2006/main" noChangeAspect="1"/>
+          </wp:cNvGraphicFramePr>
+          <a:graphic xmlns:a="http://schemas.openxmlformats.org/drawingml/2006/main">
+            <a:graphicData uri="http://schemas.openxmlformats.org/drawingml/2006/picture">
+              <pic:pic xmlns:pic="http://schemas.openxmlformats.org/drawingml/2006/picture">
+                <pic:nvPicPr>
+                  <pic:cNvPr id="1026" name="Picture 2" descr="A grey square with white text&#10;&#10;AI-generated content may be incorrect.">
+                    <a:extLst>
+                      <a:ext uri="{FF2B5EF4-FFF2-40B4-BE49-F238E27FC236}">
+                        <a16:creationId xmlns:a16="http://schemas.microsoft.com/office/drawing/2014/main" id="{2ADF4236-C311-988C-1EAF-F33444BF8989}"/>
+                      </a:ext>
+                    </a:extLst>
+                  </pic:cNvPr>
+                  <pic:cNvPicPr>
+                    <a:picLocks noChangeAspect="1"/>
+                  </pic:cNvPicPr>
+                </pic:nvPicPr>
+                <pic:blipFill rotWithShape="1">
+                  <a:blip r:embed="rId1">
+                    <a:extLst>
+                      <a:ext uri="{28A0092B-C50C-407E-A947-70E740481C1C}">
+                        <a14:useLocalDpi xmlns:a14="http://schemas.microsoft.com/office/drawing/2010/main" val="0"/>
+                      </a:ext>
+                    </a:extLst>
+                  </a:blip>
+                  <a:srcRect r="18171" b="16231"/>
+                  <a:stretch>
+                    <a:fillRect/>
+                  </a:stretch>
+                </pic:blipFill>
+                <pic:spPr bwMode="auto">
+                  <a:xfrm>
+                    <a:off x="0" y="0"/>
+                    <a:ext cx="1738694" cy="462632"/>
+                  </a:xfrm>
+                  <a:prstGeom prst="rect">
+                    <a:avLst/>
+                  </a:prstGeom>
+                  <a:noFill/>
+                  <a:ln>
+                    <a:noFill/>
+                  </a:ln>
+                  <a:extLst>
+                    <a:ext uri="{53640926-AAD7-44D8-BBD7-CCE9431645EC}">
+                      <a14:shadowObscured xmlns:a14="http://schemas.microsoft.com/office/drawing/2010/main"/>
+                    </a:ext>
+                  </a:extLst>
+                </pic:spPr>
+              </pic:pic>
+            </a:graphicData>
+          </a:graphic>
+          <wp14:sizeRelH relativeFrom="margin">
+            <wp14:pctWidth>0</wp14:pctWidth>
+          </wp14:sizeRelH>
+          <wp14:sizeRelV relativeFrom="margin">
+            <wp14:pctHeight>0</wp14:pctHeight>
+          </wp14:sizeRelV>
+        </wp:anchor>
+      </w:drawing>
+    </w:r>
+    <w:r>
+      <w:rPr>
         <w:rFonts w:ascii="Ink Free" w:eastAsia="Century" w:hAnsi="Ink Free" w:cs="Century"/>
         <w:b/>
         <w:bCs/>
@@ -1330,7 +1415,7 @@
                   </pic:cNvPicPr>
                 </pic:nvPicPr>
                 <pic:blipFill>
-                  <a:blip r:embed="rId1">
+                  <a:blip r:embed="rId2">
                     <a:extLst>
                       <a:ext uri="{28A0092B-C50C-407E-A947-70E740481C1C}">
                         <a14:useLocalDpi xmlns:a14="http://schemas.microsoft.com/office/drawing/2010/main" val="0"/>
@@ -1411,7 +1496,7 @@
                         <pic:cNvPicPr/>
                       </pic:nvPicPr>
                       <pic:blipFill rotWithShape="1">
-                        <a:blip r:embed="rId2">
+                        <a:blip r:embed="rId3">
                           <a:alphaModFix amt="20000"/>
                         </a:blip>
                         <a:srcRect/>
@@ -1437,7 +1522,7 @@
                         <pic:cNvPicPr/>
                       </pic:nvPicPr>
                       <pic:blipFill rotWithShape="1">
-                        <a:blip r:embed="rId3">
+                        <a:blip r:embed="rId4">
                           <a:alphaModFix amt="20000"/>
                         </a:blip>
                         <a:srcRect/>
@@ -1463,7 +1548,7 @@
                         <pic:cNvPicPr/>
                       </pic:nvPicPr>
                       <pic:blipFill rotWithShape="1">
-                        <a:blip r:embed="rId4">
+                        <a:blip r:embed="rId5">
                           <a:clrChange>
                             <a:clrFrom>
                               <a:srgbClr val="FFFFFF"/>
@@ -1528,13 +1613,13 @@
                 <o:lock v:ext="edit" aspectratio="t"/>
               </v:shapetype>
               <v:shape id="Google Shape;25;p3" o:spid="_x0000_s1027" type="#_x0000_t75" alt="A red circle with black background&#10;&#10;Description automatically generated" style="position:absolute;left:326;top:1115;width:5880;height:5880;visibility:visible;mso-wrap-style:square" o:gfxdata="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">
-                <v:imagedata r:id="rId5" o:title="A red circle with black background&#10;&#10;Description automatically generated"/>
+                <v:imagedata r:id="rId6" o:title="A red circle with black background&#10;&#10;Description automatically generated"/>
               </v:shape>
               <v:shape id="Google Shape;26;p3" o:spid="_x0000_s1028" type="#_x0000_t75" alt="A purple square with black border&#10;&#10;Description automatically generated" style="position:absolute;left:5851;width:4152;height:4152;rotation:45;visibility:visible;mso-wrap-style:square" o:gfxdata="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">
-                <v:imagedata r:id="rId6" o:title="A purple square with black border&#10;&#10;Description automatically generated"/>
+                <v:imagedata r:id="rId7" o:title="A purple square with black border&#10;&#10;Description automatically generated"/>
               </v:shape>
               <v:shape id="Google Shape;33;p4" o:spid="_x0000_s1029" type="#_x0000_t75" alt="Imatge que conté Font, Gràfics, logotip, blanc&#10;&#10;Descripció generada automàticament" style="position:absolute;top:1387;width:10528;height:3188;visibility:visible;mso-wrap-style:square" o:gfxdata="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">
-                <v:imagedata r:id="rId7" o:title="Imatge que conté Font, Gràfics, logotip, blanc&#10;&#10;Descripció generada automàticament" chromakey="white" gain="19661f" blacklevel="22938f"/>
+                <v:imagedata r:id="rId8" o:title="Imatge que conté Font, Gràfics, logotip, blanc&#10;&#10;Descripció generada automàticament" chromakey="white" gain="19661f" blacklevel="22938f"/>
               </v:shape>
               <w10:wrap anchorx="margin"/>
             </v:group>
